--- a/Module_2_Oct_2026/Module2_task_checklist.docx
+++ b/Module_2_Oct_2026/Module2_task_checklist.docx
@@ -43,17 +43,7 @@
           <w:sz w:val="18"/>
           <w:szCs w:val="18"/>
         </w:rPr>
-        <w:t>☑</w:t>
-      </w:r>
-      <w:r>
-        <w:rPr>
-          <w:i/>
-          <w:iCs/>
-          <w:color w:val="5C6467"/>
-          <w:sz w:val="18"/>
-          <w:szCs w:val="18"/>
-        </w:rPr>
-        <w:t xml:space="preserve"> = done   ☐ = to do.  Tags show who owns each task.</w:t>
+        <w:t>☑ = done   ☐ = to do.  Tags show who owns each task.</w:t>
       </w:r>
     </w:p>
     <w:tbl>
@@ -76,12 +66,6 @@
         <w:gridCol w:w="2800"/>
       </w:tblGrid>
       <w:tr>
-        <w:tblPrEx>
-          <w:tblCellMar>
-            <w:top w:w="0" w:type="dxa"/>
-            <w:bottom w:w="0" w:type="dxa"/>
-          </w:tblCellMar>
-        </w:tblPrEx>
         <w:tc>
           <w:tcPr>
             <w:tcW w:w="2340" w:type="dxa"/>
@@ -174,12 +158,6 @@
         </w:tc>
       </w:tr>
       <w:tr>
-        <w:tblPrEx>
-          <w:tblCellMar>
-            <w:top w:w="0" w:type="dxa"/>
-            <w:bottom w:w="0" w:type="dxa"/>
-          </w:tblCellMar>
-        </w:tblPrEx>
         <w:tc>
           <w:tcPr>
             <w:tcW w:w="2340" w:type="dxa"/>
@@ -286,15 +264,7 @@
           <w:sz w:val="24"/>
           <w:szCs w:val="24"/>
         </w:rPr>
-        <w:t>☐</w:t>
-      </w:r>
-      <w:r>
-        <w:rPr>
-          <w:color w:val="131516"/>
-          <w:sz w:val="24"/>
-          <w:szCs w:val="24"/>
-        </w:rPr>
-        <w:t xml:space="preserve">  </w:t>
+        <w:t xml:space="preserve">☐  </w:t>
       </w:r>
       <w:r>
         <w:rPr>
@@ -330,15 +300,7 @@
           <w:sz w:val="24"/>
           <w:szCs w:val="24"/>
         </w:rPr>
-        <w:t>☐</w:t>
-      </w:r>
-      <w:r>
-        <w:rPr>
-          <w:color w:val="131516"/>
-          <w:sz w:val="24"/>
-          <w:szCs w:val="24"/>
-        </w:rPr>
-        <w:t xml:space="preserve">  </w:t>
+        <w:t xml:space="preserve">☐  </w:t>
       </w:r>
       <w:r>
         <w:rPr>
@@ -360,7 +322,7 @@
           <w:sz w:val="21"/>
           <w:szCs w:val="21"/>
         </w:rPr>
-        <w:t>Ask Claude whether there is anything else for me to resolve / any other placeholders outstanding</w:t>
+        <w:t>Think about ways to incorporate our "AI for IE" slides (and exercises, if we have any)</w:t>
       </w:r>
     </w:p>
     <w:p>
@@ -374,59 +336,7 @@
           <w:sz w:val="24"/>
           <w:szCs w:val="24"/>
         </w:rPr>
-        <w:t>☐</w:t>
-      </w:r>
-      <w:r>
-        <w:rPr>
-          <w:color w:val="131516"/>
-          <w:sz w:val="24"/>
-          <w:szCs w:val="24"/>
-        </w:rPr>
-        <w:t xml:space="preserve">  </w:t>
-      </w:r>
-      <w:r>
-        <w:rPr>
-          <w:b/>
-          <w:bCs/>
-          <w:color w:val="FFFFFF"/>
-          <w:sz w:val="15"/>
-          <w:szCs w:val="15"/>
-          <w:shd w:val="clear" w:color="auto" w:fill="9A2515"/>
-        </w:rPr>
-        <w:t xml:space="preserve"> FK </w:t>
-      </w:r>
-      <w:r>
-        <w:t xml:space="preserve">  </w:t>
-      </w:r>
-      <w:r>
-        <w:rPr>
-          <w:color w:val="131516"/>
-          <w:sz w:val="21"/>
-          <w:szCs w:val="21"/>
-        </w:rPr>
-        <w:t>Think about ways to incorporate our "AI for IE" slides (and exercises, if we have any)</w:t>
-      </w:r>
-    </w:p>
-    <w:p>
-      <w:pPr>
-        <w:spacing w:after="60"/>
-        <w:ind w:left="360" w:hanging="300"/>
-      </w:pPr>
-      <w:r>
-        <w:rPr>
-          <w:color w:val="131516"/>
-          <w:sz w:val="24"/>
-          <w:szCs w:val="24"/>
-        </w:rPr>
-        <w:t>☐</w:t>
-      </w:r>
-      <w:r>
-        <w:rPr>
-          <w:color w:val="131516"/>
-          <w:sz w:val="24"/>
-          <w:szCs w:val="24"/>
-        </w:rPr>
-        <w:t xml:space="preserve">  </w:t>
+        <w:t xml:space="preserve">☐  </w:t>
       </w:r>
       <w:r>
         <w:rPr>
@@ -499,15 +409,7 @@
           <w:sz w:val="24"/>
           <w:szCs w:val="24"/>
         </w:rPr>
-        <w:t>☑</w:t>
-      </w:r>
-      <w:r>
-        <w:rPr>
-          <w:color w:val="1E7A46"/>
-          <w:sz w:val="24"/>
-          <w:szCs w:val="24"/>
-        </w:rPr>
-        <w:t xml:space="preserve">  </w:t>
+        <w:t xml:space="preserve">☑  </w:t>
       </w:r>
       <w:r>
         <w:rPr>
@@ -543,15 +445,7 @@
           <w:sz w:val="24"/>
           <w:szCs w:val="24"/>
         </w:rPr>
-        <w:t>☐</w:t>
-      </w:r>
-      <w:r>
-        <w:rPr>
-          <w:color w:val="131516"/>
-          <w:sz w:val="24"/>
-          <w:szCs w:val="24"/>
-        </w:rPr>
-        <w:t xml:space="preserve">  </w:t>
+        <w:t xml:space="preserve">☐  </w:t>
       </w:r>
       <w:r>
         <w:rPr>
@@ -609,15 +503,7 @@
           <w:sz w:val="24"/>
           <w:szCs w:val="24"/>
         </w:rPr>
-        <w:t>☐</w:t>
-      </w:r>
-      <w:r>
-        <w:rPr>
-          <w:color w:val="131516"/>
-          <w:sz w:val="24"/>
-          <w:szCs w:val="24"/>
-        </w:rPr>
-        <w:t xml:space="preserve">  </w:t>
+        <w:t xml:space="preserve">☐  </w:t>
       </w:r>
       <w:r>
         <w:rPr>
@@ -671,15 +557,7 @@
           <w:sz w:val="24"/>
           <w:szCs w:val="24"/>
         </w:rPr>
-        <w:t>☑</w:t>
-      </w:r>
-      <w:r>
-        <w:rPr>
-          <w:color w:val="1E7A46"/>
-          <w:sz w:val="24"/>
-          <w:szCs w:val="24"/>
-        </w:rPr>
-        <w:t xml:space="preserve">  </w:t>
+        <w:t xml:space="preserve">☑  </w:t>
       </w:r>
       <w:r>
         <w:rPr>
@@ -715,15 +593,7 @@
           <w:sz w:val="24"/>
           <w:szCs w:val="24"/>
         </w:rPr>
-        <w:t>☐</w:t>
-      </w:r>
-      <w:r>
-        <w:rPr>
-          <w:color w:val="131516"/>
-          <w:sz w:val="24"/>
-          <w:szCs w:val="24"/>
-        </w:rPr>
-        <w:t xml:space="preserve">  </w:t>
+        <w:t xml:space="preserve">☐  </w:t>
       </w:r>
       <w:r>
         <w:rPr>
@@ -759,15 +629,7 @@
           <w:sz w:val="24"/>
           <w:szCs w:val="24"/>
         </w:rPr>
-        <w:t>☐</w:t>
-      </w:r>
-      <w:r>
-        <w:rPr>
-          <w:color w:val="131516"/>
-          <w:sz w:val="24"/>
-          <w:szCs w:val="24"/>
-        </w:rPr>
-        <w:t xml:space="preserve">  </w:t>
+        <w:t xml:space="preserve">☐  </w:t>
       </w:r>
       <w:r>
         <w:rPr>
@@ -840,15 +702,7 @@
           <w:sz w:val="24"/>
           <w:szCs w:val="24"/>
         </w:rPr>
-        <w:t>☑</w:t>
-      </w:r>
-      <w:r>
-        <w:rPr>
-          <w:color w:val="1E7A46"/>
-          <w:sz w:val="24"/>
-          <w:szCs w:val="24"/>
-        </w:rPr>
-        <w:t xml:space="preserve">  </w:t>
+        <w:t xml:space="preserve">☑  </w:t>
       </w:r>
       <w:r>
         <w:rPr>
@@ -884,15 +738,7 @@
           <w:sz w:val="24"/>
           <w:szCs w:val="24"/>
         </w:rPr>
-        <w:t>☐</w:t>
-      </w:r>
-      <w:r>
-        <w:rPr>
-          <w:color w:val="131516"/>
-          <w:sz w:val="24"/>
-          <w:szCs w:val="24"/>
-        </w:rPr>
-        <w:t xml:space="preserve">  </w:t>
+        <w:t xml:space="preserve">☐  </w:t>
       </w:r>
       <w:r>
         <w:rPr>
@@ -928,15 +774,7 @@
           <w:sz w:val="24"/>
           <w:szCs w:val="24"/>
         </w:rPr>
-        <w:t>☐</w:t>
-      </w:r>
-      <w:r>
-        <w:rPr>
-          <w:color w:val="131516"/>
-          <w:sz w:val="24"/>
-          <w:szCs w:val="24"/>
-        </w:rPr>
-        <w:t xml:space="preserve">  </w:t>
+        <w:t xml:space="preserve">☐  </w:t>
       </w:r>
       <w:r>
         <w:rPr>
@@ -972,15 +810,7 @@
           <w:sz w:val="24"/>
           <w:szCs w:val="24"/>
         </w:rPr>
-        <w:t>☐</w:t>
-      </w:r>
-      <w:r>
-        <w:rPr>
-          <w:color w:val="131516"/>
-          <w:sz w:val="24"/>
-          <w:szCs w:val="24"/>
-        </w:rPr>
-        <w:t xml:space="preserve">  </w:t>
+        <w:t xml:space="preserve">☐  </w:t>
       </w:r>
       <w:r>
         <w:rPr>
@@ -1034,15 +864,7 @@
           <w:sz w:val="24"/>
           <w:szCs w:val="24"/>
         </w:rPr>
-        <w:t>☐</w:t>
-      </w:r>
-      <w:r>
-        <w:rPr>
-          <w:color w:val="131516"/>
-          <w:sz w:val="24"/>
-          <w:szCs w:val="24"/>
-        </w:rPr>
-        <w:t xml:space="preserve">  </w:t>
+        <w:t xml:space="preserve">☐  </w:t>
       </w:r>
       <w:r>
         <w:rPr>
@@ -1092,15 +914,7 @@
           <w:sz w:val="24"/>
           <w:szCs w:val="24"/>
         </w:rPr>
-        <w:t>☐</w:t>
-      </w:r>
-      <w:r>
-        <w:rPr>
-          <w:color w:val="131516"/>
-          <w:sz w:val="24"/>
-          <w:szCs w:val="24"/>
-        </w:rPr>
-        <w:t xml:space="preserve">  </w:t>
+        <w:t xml:space="preserve">☐  </w:t>
       </w:r>
       <w:r>
         <w:rPr>
@@ -1154,15 +968,7 @@
           <w:sz w:val="24"/>
           <w:szCs w:val="24"/>
         </w:rPr>
-        <w:t>☐</w:t>
-      </w:r>
-      <w:r>
-        <w:rPr>
-          <w:color w:val="131516"/>
-          <w:sz w:val="24"/>
-          <w:szCs w:val="24"/>
-        </w:rPr>
-        <w:t xml:space="preserve">  </w:t>
+        <w:t xml:space="preserve">☐  </w:t>
       </w:r>
       <w:r>
         <w:rPr>
@@ -1198,15 +1004,7 @@
           <w:sz w:val="24"/>
           <w:szCs w:val="24"/>
         </w:rPr>
-        <w:t>☐</w:t>
-      </w:r>
-      <w:r>
-        <w:rPr>
-          <w:color w:val="131516"/>
-          <w:sz w:val="24"/>
-          <w:szCs w:val="24"/>
-        </w:rPr>
-        <w:t xml:space="preserve">  </w:t>
+        <w:t xml:space="preserve">☐  </w:t>
       </w:r>
       <w:r>
         <w:rPr>
@@ -1280,15 +1078,7 @@
           <w:sz w:val="24"/>
           <w:szCs w:val="24"/>
         </w:rPr>
-        <w:t>☐</w:t>
-      </w:r>
-      <w:r>
-        <w:rPr>
-          <w:color w:val="131516"/>
-          <w:sz w:val="24"/>
-          <w:szCs w:val="24"/>
-        </w:rPr>
-        <w:t xml:space="preserve">  </w:t>
+        <w:t xml:space="preserve">☐  </w:t>
       </w:r>
       <w:r>
         <w:rPr>
@@ -1342,15 +1132,7 @@
           <w:sz w:val="24"/>
           <w:szCs w:val="24"/>
         </w:rPr>
-        <w:t>☐</w:t>
-      </w:r>
-      <w:r>
-        <w:rPr>
-          <w:color w:val="131516"/>
-          <w:sz w:val="24"/>
-          <w:szCs w:val="24"/>
-        </w:rPr>
-        <w:t xml:space="preserve">  </w:t>
+        <w:t xml:space="preserve">☐  </w:t>
       </w:r>
       <w:r>
         <w:rPr>
@@ -1386,15 +1168,7 @@
           <w:sz w:val="24"/>
           <w:szCs w:val="24"/>
         </w:rPr>
-        <w:t>☐</w:t>
-      </w:r>
-      <w:r>
-        <w:rPr>
-          <w:color w:val="131516"/>
-          <w:sz w:val="24"/>
-          <w:szCs w:val="24"/>
-        </w:rPr>
-        <w:t xml:space="preserve">  </w:t>
+        <w:t xml:space="preserve">☐  </w:t>
       </w:r>
       <w:r>
         <w:rPr>
@@ -1483,47 +1257,7 @@
           <w:sz w:val="21"/>
           <w:szCs w:val="21"/>
         </w:rPr>
-        <w:t xml:space="preserve"> - d</w:t>
-      </w:r>
-      <w:r>
-        <w:rPr>
-          <w:color w:val="131516"/>
-          <w:sz w:val="21"/>
-          <w:szCs w:val="21"/>
-        </w:rPr>
-        <w:t>o we have a</w:t>
-      </w:r>
-      <w:r>
-        <w:rPr>
-          <w:color w:val="131516"/>
-          <w:sz w:val="21"/>
-          <w:szCs w:val="21"/>
-        </w:rPr>
-        <w:t>n existing</w:t>
-      </w:r>
-      <w:r>
-        <w:rPr>
-          <w:color w:val="131516"/>
-          <w:sz w:val="21"/>
-          <w:szCs w:val="21"/>
-        </w:rPr>
-        <w:t xml:space="preserve"> QA checklist</w:t>
-      </w:r>
-      <w:r>
-        <w:rPr>
-          <w:color w:val="131516"/>
-          <w:sz w:val="21"/>
-          <w:szCs w:val="21"/>
-        </w:rPr>
-        <w:t xml:space="preserve"> in mind</w:t>
-      </w:r>
-      <w:r>
-        <w:rPr>
-          <w:color w:val="131516"/>
-          <w:sz w:val="21"/>
-          <w:szCs w:val="21"/>
-        </w:rPr>
-        <w:t>?</w:t>
+        <w:t xml:space="preserve"> - do we have an existing QA checklist in mind?</w:t>
       </w:r>
     </w:p>
     <w:p>
@@ -1537,15 +1271,7 @@
           <w:sz w:val="24"/>
           <w:szCs w:val="24"/>
         </w:rPr>
-        <w:t>☐</w:t>
-      </w:r>
-      <w:r>
-        <w:rPr>
-          <w:color w:val="131516"/>
-          <w:sz w:val="24"/>
-          <w:szCs w:val="24"/>
-        </w:rPr>
-        <w:t xml:space="preserve">  </w:t>
+        <w:t xml:space="preserve">☐  </w:t>
       </w:r>
       <w:r>
         <w:rPr>
@@ -1575,15 +1301,7 @@
           <w:sz w:val="21"/>
           <w:szCs w:val="21"/>
         </w:rPr>
-        <w:t xml:space="preserve"> my notes </w:t>
-      </w:r>
-      <w:r>
-        <w:rPr>
-          <w:color w:val="131516"/>
-          <w:sz w:val="21"/>
-          <w:szCs w:val="21"/>
-        </w:rPr>
-        <w:t xml:space="preserve">for </w:t>
+        <w:t xml:space="preserve"> my notes for </w:t>
       </w:r>
       <w:r>
         <w:rPr>
@@ -1613,15 +1331,7 @@
           <w:sz w:val="24"/>
           <w:szCs w:val="24"/>
         </w:rPr>
-        <w:t>☐</w:t>
-      </w:r>
-      <w:r>
-        <w:rPr>
-          <w:color w:val="131516"/>
-          <w:sz w:val="24"/>
-          <w:szCs w:val="24"/>
-        </w:rPr>
-        <w:t xml:space="preserve">  </w:t>
+        <w:t xml:space="preserve">☐  </w:t>
       </w:r>
       <w:r>
         <w:rPr>
@@ -1702,15 +1412,7 @@
           <w:sz w:val="24"/>
           <w:szCs w:val="24"/>
         </w:rPr>
-        <w:t>☐</w:t>
-      </w:r>
-      <w:r>
-        <w:rPr>
-          <w:color w:val="131516"/>
-          <w:sz w:val="24"/>
-          <w:szCs w:val="24"/>
-        </w:rPr>
-        <w:t xml:space="preserve">  </w:t>
+        <w:t xml:space="preserve">☐  </w:t>
       </w:r>
       <w:r>
         <w:rPr>
@@ -1764,15 +1466,7 @@
           <w:sz w:val="24"/>
           <w:szCs w:val="24"/>
         </w:rPr>
-        <w:t>☐</w:t>
-      </w:r>
-      <w:r>
-        <w:rPr>
-          <w:color w:val="131516"/>
-          <w:sz w:val="24"/>
-          <w:szCs w:val="24"/>
-        </w:rPr>
-        <w:t xml:space="preserve">  </w:t>
+        <w:t xml:space="preserve">☐  </w:t>
       </w:r>
       <w:r>
         <w:rPr>
@@ -1808,15 +1502,7 @@
           <w:sz w:val="24"/>
           <w:szCs w:val="24"/>
         </w:rPr>
-        <w:t>☐</w:t>
-      </w:r>
-      <w:r>
-        <w:rPr>
-          <w:color w:val="131516"/>
-          <w:sz w:val="24"/>
-          <w:szCs w:val="24"/>
-        </w:rPr>
-        <w:t xml:space="preserve">  </w:t>
+        <w:t xml:space="preserve">☐  </w:t>
       </w:r>
       <w:r>
         <w:rPr>
@@ -1870,15 +1556,7 @@
           <w:sz w:val="24"/>
           <w:szCs w:val="24"/>
         </w:rPr>
-        <w:t>☐</w:t>
-      </w:r>
-      <w:r>
-        <w:rPr>
-          <w:color w:val="131516"/>
-          <w:sz w:val="24"/>
-          <w:szCs w:val="24"/>
-        </w:rPr>
-        <w:t xml:space="preserve">  </w:t>
+        <w:t xml:space="preserve">☐  </w:t>
       </w:r>
       <w:r>
         <w:rPr>
@@ -1914,15 +1592,7 @@
           <w:sz w:val="24"/>
           <w:szCs w:val="24"/>
         </w:rPr>
-        <w:t>☐</w:t>
-      </w:r>
-      <w:r>
-        <w:rPr>
-          <w:color w:val="131516"/>
-          <w:sz w:val="24"/>
-          <w:szCs w:val="24"/>
-        </w:rPr>
-        <w:t xml:space="preserve">  </w:t>
+        <w:t xml:space="preserve">☐  </w:t>
       </w:r>
       <w:r>
         <w:rPr>

--- a/Module_2_Oct_2026/Module2_task_checklist.docx
+++ b/Module_2_Oct_2026/Module2_task_checklist.docx
@@ -329,6 +329,11 @@
       <w:pPr>
         <w:spacing w:after="60"/>
         <w:ind w:left="360" w:hanging="300"/>
+        <w:rPr>
+          <w:color w:val="131516"/>
+          <w:sz w:val="21"/>
+          <w:szCs w:val="21"/>
+        </w:rPr>
       </w:pPr>
       <w:r>
         <w:rPr>
@@ -359,6 +364,42 @@
           <w:szCs w:val="21"/>
         </w:rPr>
         <w:t>Review wording across the materials to make it sound less like AI</w:t>
+      </w:r>
+    </w:p>
+    <w:p>
+      <w:pPr>
+        <w:spacing w:after="60"/>
+        <w:ind w:left="360" w:hanging="300"/>
+      </w:pPr>
+      <w:r>
+        <w:rPr>
+          <w:color w:val="131516"/>
+          <w:sz w:val="24"/>
+          <w:szCs w:val="24"/>
+        </w:rPr>
+        <w:t xml:space="preserve">☐  </w:t>
+      </w:r>
+      <w:r>
+        <w:rPr>
+          <w:b/>
+          <w:bCs/>
+          <w:color w:val="FFFFFF"/>
+          <w:sz w:val="15"/>
+          <w:szCs w:val="15"/>
+          <w:shd w:val="clear" w:color="auto" w:fill="5C6467"/>
+        </w:rPr>
+        <w:t xml:space="preserve">ASK · SEBASTIAN/MONICA/LUCAS </w:t>
+      </w:r>
+      <w:r>
+        <w:t xml:space="preserve"> </w:t>
+      </w:r>
+      <w:r>
+        <w:rPr>
+          <w:color w:val="131516"/>
+          <w:sz w:val="21"/>
+          <w:szCs w:val="21"/>
+        </w:rPr>
+        <w:t>Are the sessions too long? What to prioritize vs cut?</w:t>
       </w:r>
     </w:p>
     <w:p>
@@ -670,7 +711,29 @@
           <w:sz w:val="24"/>
           <w:szCs w:val="24"/>
         </w:rPr>
-        <w:t xml:space="preserve">  DAY 2 · Oct 13  (one programme, four methods)</w:t>
+        <w:t xml:space="preserve">  DAY 2 · Oct 13  (one </w:t>
+      </w:r>
+      <w:proofErr w:type="spellStart"/>
+      <w:r>
+        <w:rPr>
+          <w:b/>
+          <w:bCs/>
+          <w:color w:val="FFFFFF"/>
+          <w:sz w:val="24"/>
+          <w:szCs w:val="24"/>
+        </w:rPr>
+        <w:t>programme</w:t>
+      </w:r>
+      <w:proofErr w:type="spellEnd"/>
+      <w:r>
+        <w:rPr>
+          <w:b/>
+          <w:bCs/>
+          <w:color w:val="FFFFFF"/>
+          <w:sz w:val="24"/>
+          <w:szCs w:val="24"/>
+        </w:rPr>
+        <w:t>, four methods)</w:t>
       </w:r>
     </w:p>
     <w:p>
@@ -688,7 +751,51 @@
           <w:sz w:val="22"/>
           <w:szCs w:val="22"/>
         </w:rPr>
-        <w:t>Session 1 — DiD (Reading DiD Results)</w:t>
+        <w:t xml:space="preserve">Session 1 — </w:t>
+      </w:r>
+      <w:proofErr w:type="spellStart"/>
+      <w:r>
+        <w:rPr>
+          <w:b/>
+          <w:bCs/>
+          <w:color w:val="131516"/>
+          <w:sz w:val="22"/>
+          <w:szCs w:val="22"/>
+        </w:rPr>
+        <w:t>DiD</w:t>
+      </w:r>
+      <w:proofErr w:type="spellEnd"/>
+      <w:r>
+        <w:rPr>
+          <w:b/>
+          <w:bCs/>
+          <w:color w:val="131516"/>
+          <w:sz w:val="22"/>
+          <w:szCs w:val="22"/>
+        </w:rPr>
+        <w:t xml:space="preserve"> (Reading </w:t>
+      </w:r>
+      <w:proofErr w:type="spellStart"/>
+      <w:r>
+        <w:rPr>
+          <w:b/>
+          <w:bCs/>
+          <w:color w:val="131516"/>
+          <w:sz w:val="22"/>
+          <w:szCs w:val="22"/>
+        </w:rPr>
+        <w:t>DiD</w:t>
+      </w:r>
+      <w:proofErr w:type="spellEnd"/>
+      <w:r>
+        <w:rPr>
+          <w:b/>
+          <w:bCs/>
+          <w:color w:val="131516"/>
+          <w:sz w:val="22"/>
+          <w:szCs w:val="22"/>
+        </w:rPr>
+        <w:t xml:space="preserve"> Results)</w:t>
       </w:r>
     </w:p>
     <w:p>
@@ -770,11 +877,11 @@
       </w:pPr>
       <w:r>
         <w:rPr>
-          <w:color w:val="131516"/>
-          <w:sz w:val="24"/>
-          <w:szCs w:val="24"/>
-        </w:rPr>
-        <w:t xml:space="preserve">☐  </w:t>
+          <w:color w:val="1E7A46"/>
+          <w:sz w:val="24"/>
+          <w:szCs w:val="24"/>
+        </w:rPr>
+        <w:t xml:space="preserve">☑  </w:t>
       </w:r>
       <w:r>
         <w:rPr>
@@ -785,7 +892,18 @@
           <w:szCs w:val="15"/>
           <w:shd w:val="clear" w:color="auto" w:fill="9A2515"/>
         </w:rPr>
-        <w:t xml:space="preserve"> FK </w:t>
+        <w:t xml:space="preserve"> </w:t>
+      </w:r>
+      <w:r>
+        <w:rPr>
+          <w:b/>
+          <w:bCs/>
+          <w:color w:val="FFFFFF"/>
+          <w:sz w:val="15"/>
+          <w:szCs w:val="15"/>
+          <w:shd w:val="clear" w:color="auto" w:fill="9A2515"/>
+        </w:rPr>
+        <w:t xml:space="preserve">FK </w:t>
       </w:r>
       <w:r>
         <w:t xml:space="preserve">  </w:t>
@@ -857,6 +975,55 @@
       <w:pPr>
         <w:spacing w:after="60"/>
         <w:ind w:left="360" w:hanging="300"/>
+        <w:rPr>
+          <w:color w:val="131516"/>
+          <w:sz w:val="21"/>
+          <w:szCs w:val="21"/>
+        </w:rPr>
+      </w:pPr>
+      <w:r>
+        <w:rPr>
+          <w:color w:val="1E7A46"/>
+          <w:sz w:val="24"/>
+          <w:szCs w:val="24"/>
+        </w:rPr>
+        <w:t>☑</w:t>
+      </w:r>
+      <w:r>
+        <w:rPr>
+          <w:color w:val="131516"/>
+          <w:sz w:val="24"/>
+          <w:szCs w:val="24"/>
+        </w:rPr>
+        <w:t xml:space="preserve">  </w:t>
+      </w:r>
+      <w:r>
+        <w:rPr>
+          <w:b/>
+          <w:bCs/>
+          <w:color w:val="FFFFFF"/>
+          <w:sz w:val="15"/>
+          <w:szCs w:val="15"/>
+          <w:shd w:val="clear" w:color="auto" w:fill="9A2515"/>
+        </w:rPr>
+        <w:t xml:space="preserve"> FK </w:t>
+      </w:r>
+      <w:r>
+        <w:t xml:space="preserve">  </w:t>
+      </w:r>
+      <w:r>
+        <w:rPr>
+          <w:color w:val="131516"/>
+          <w:sz w:val="21"/>
+          <w:szCs w:val="21"/>
+        </w:rPr>
+        <w:t>Draft with Claude</w:t>
+      </w:r>
+    </w:p>
+    <w:p>
+      <w:pPr>
+        <w:spacing w:after="60"/>
+        <w:ind w:left="360" w:hanging="300"/>
       </w:pPr>
       <w:r>
         <w:rPr>
@@ -886,21 +1053,7 @@
           <w:sz w:val="21"/>
           <w:szCs w:val="21"/>
         </w:rPr>
-        <w:t>Draft with Claude. First get a slide-by-slide plan/outline and which previous code file it will reference — before any Quarto doc is created.</w:t>
-      </w:r>
-    </w:p>
-    <w:p>
-      <w:pPr>
-        <w:spacing w:after="100"/>
-        <w:ind w:left="1080"/>
-      </w:pPr>
-      <w:r>
-        <w:rPr>
-          <w:i/>
-          <w:iCs/>
-          <w:color w:val="5C6467"/>
-        </w:rPr>
-        <w:t>Keep it interactive: lots of interaction, engagement, exercises, quizzes. Don't over-fill the time; build in enough room for careful interpretation, discussion, activities, and breaks.</w:t>
+        <w:t>Review the draft</w:t>
       </w:r>
     </w:p>
     <w:p>
@@ -910,11 +1063,20 @@
       </w:pPr>
       <w:r>
         <w:rPr>
-          <w:color w:val="131516"/>
-          <w:sz w:val="24"/>
-          <w:szCs w:val="24"/>
-        </w:rPr>
-        <w:t xml:space="preserve">☐  </w:t>
+          <w:rFonts w:ascii="Segoe UI Symbol" w:hAnsi="Segoe UI Symbol" w:cs="Segoe UI Symbol"/>
+          <w:color w:val="131516"/>
+          <w:sz w:val="24"/>
+          <w:szCs w:val="24"/>
+        </w:rPr>
+        <w:t>☐</w:t>
+      </w:r>
+      <w:r>
+        <w:rPr>
+          <w:color w:val="131516"/>
+          <w:sz w:val="24"/>
+          <w:szCs w:val="24"/>
+        </w:rPr>
+        <w:t xml:space="preserve">  </w:t>
       </w:r>
       <w:r>
         <w:rPr>
@@ -961,6 +1123,68 @@
       <w:pPr>
         <w:spacing w:after="60"/>
         <w:ind w:left="360" w:hanging="300"/>
+        <w:rPr>
+          <w:color w:val="131516"/>
+          <w:sz w:val="21"/>
+          <w:szCs w:val="21"/>
+        </w:rPr>
+      </w:pPr>
+      <w:r>
+        <w:rPr>
+          <w:color w:val="1E7A46"/>
+          <w:sz w:val="24"/>
+          <w:szCs w:val="24"/>
+        </w:rPr>
+        <w:t>☑</w:t>
+      </w:r>
+      <w:r>
+        <w:rPr>
+          <w:color w:val="131516"/>
+          <w:sz w:val="24"/>
+          <w:szCs w:val="24"/>
+        </w:rPr>
+        <w:t xml:space="preserve">  </w:t>
+      </w:r>
+      <w:r>
+        <w:rPr>
+          <w:b/>
+          <w:bCs/>
+          <w:color w:val="FFFFFF"/>
+          <w:sz w:val="15"/>
+          <w:szCs w:val="15"/>
+          <w:shd w:val="clear" w:color="auto" w:fill="9A2515"/>
+        </w:rPr>
+        <w:t xml:space="preserve"> FK </w:t>
+      </w:r>
+      <w:r>
+        <w:t xml:space="preserve">  </w:t>
+      </w:r>
+      <w:r>
+        <w:rPr>
+          <w:color w:val="131516"/>
+          <w:sz w:val="21"/>
+          <w:szCs w:val="21"/>
+        </w:rPr>
+        <w:t>Draft with Claude</w:t>
+      </w:r>
+      <w:r>
+        <w:rPr>
+          <w:color w:val="131516"/>
+          <w:sz w:val="21"/>
+          <w:szCs w:val="21"/>
+        </w:rPr>
+        <w:t>, including PSM and CEM</w:t>
+      </w:r>
+    </w:p>
+    <w:p>
+      <w:pPr>
+        <w:spacing w:after="60"/>
+        <w:ind w:left="360" w:hanging="300"/>
+        <w:rPr>
+          <w:color w:val="131516"/>
+          <w:sz w:val="21"/>
+          <w:szCs w:val="21"/>
+        </w:rPr>
       </w:pPr>
       <w:r>
         <w:rPr>
@@ -990,7 +1214,52 @@
           <w:sz w:val="21"/>
           <w:szCs w:val="21"/>
         </w:rPr>
-        <w:t>Draft with Claude</w:t>
+        <w:t>Review the draft</w:t>
+      </w:r>
+    </w:p>
+    <w:p>
+      <w:pPr>
+        <w:spacing w:after="60"/>
+        <w:ind w:left="360" w:hanging="300"/>
+      </w:pPr>
+      <w:r>
+        <w:rPr>
+          <w:color w:val="131516"/>
+          <w:sz w:val="24"/>
+          <w:szCs w:val="24"/>
+        </w:rPr>
+        <w:t xml:space="preserve">☐  </w:t>
+      </w:r>
+      <w:r>
+        <w:rPr>
+          <w:b/>
+          <w:bCs/>
+          <w:color w:val="FFFFFF"/>
+          <w:sz w:val="15"/>
+          <w:szCs w:val="15"/>
+          <w:shd w:val="clear" w:color="auto" w:fill="5C6467"/>
+        </w:rPr>
+        <w:t xml:space="preserve"> </w:t>
+      </w:r>
+      <w:r>
+        <w:rPr>
+          <w:b/>
+          <w:bCs/>
+          <w:color w:val="FFFFFF"/>
+          <w:sz w:val="15"/>
+          <w:szCs w:val="15"/>
+          <w:shd w:val="clear" w:color="auto" w:fill="5C6467"/>
+        </w:rPr>
+        <w:t xml:space="preserve">ASK · SEBASTIAN/MONICA/LUCAS </w:t>
+      </w:r>
+      <w:r>
+        <w:t xml:space="preserve"> do we want to keep </w:t>
+      </w:r>
+      <w:r>
+        <w:t xml:space="preserve">PSM </w:t>
+      </w:r>
+      <w:r>
+        <w:t>and CEM or just one of these?</w:t>
       </w:r>
     </w:p>
     <w:p>
@@ -1004,6 +1273,7 @@
           <w:sz w:val="24"/>
           <w:szCs w:val="24"/>
         </w:rPr>
+        <w:lastRenderedPageBreak/>
         <w:t xml:space="preserve">☐  </w:t>
       </w:r>
       <w:r>
@@ -1027,6 +1297,14 @@
           <w:szCs w:val="21"/>
         </w:rPr>
         <w:t>Add the case study</w:t>
+      </w:r>
+      <w:r>
+        <w:rPr>
+          <w:color w:val="131516"/>
+          <w:sz w:val="21"/>
+          <w:szCs w:val="21"/>
+        </w:rPr>
+        <w:t xml:space="preserve"> </w:t>
       </w:r>
     </w:p>
     <w:p>
@@ -1045,7 +1323,6 @@
           <w:sz w:val="24"/>
           <w:szCs w:val="24"/>
         </w:rPr>
-        <w:lastRenderedPageBreak/>
         <w:t xml:space="preserve">  DAY 3 · Oct 14</w:t>
       </w:r>
     </w:p>
@@ -1118,8 +1395,20 @@
           <w:sz w:val="22"/>
           <w:szCs w:val="22"/>
         </w:rPr>
-        <w:t>Session 2 — Data Visualisation</w:t>
-      </w:r>
+        <w:t xml:space="preserve">Session 2 — Data </w:t>
+      </w:r>
+      <w:proofErr w:type="spellStart"/>
+      <w:r>
+        <w:rPr>
+          <w:b/>
+          <w:bCs/>
+          <w:color w:val="131516"/>
+          <w:sz w:val="22"/>
+          <w:szCs w:val="22"/>
+        </w:rPr>
+        <w:t>Visualisation</w:t>
+      </w:r>
+      <w:proofErr w:type="spellEnd"/>
     </w:p>
     <w:p>
       <w:pPr>
@@ -1155,42 +1444,6 @@
           <w:szCs w:val="21"/>
         </w:rPr>
         <w:t>Build the session</w:t>
-      </w:r>
-    </w:p>
-    <w:p>
-      <w:pPr>
-        <w:spacing w:after="60"/>
-        <w:ind w:left="780" w:hanging="300"/>
-      </w:pPr>
-      <w:r>
-        <w:rPr>
-          <w:color w:val="131516"/>
-          <w:sz w:val="24"/>
-          <w:szCs w:val="24"/>
-        </w:rPr>
-        <w:t xml:space="preserve">☐  </w:t>
-      </w:r>
-      <w:r>
-        <w:rPr>
-          <w:b/>
-          <w:bCs/>
-          <w:color w:val="FFFFFF"/>
-          <w:sz w:val="15"/>
-          <w:szCs w:val="15"/>
-          <w:shd w:val="clear" w:color="auto" w:fill="9A2515"/>
-        </w:rPr>
-        <w:t xml:space="preserve"> FK </w:t>
-      </w:r>
-      <w:r>
-        <w:t xml:space="preserve">  </w:t>
-      </w:r>
-      <w:r>
-        <w:rPr>
-          <w:color w:val="131516"/>
-          <w:sz w:val="21"/>
-          <w:szCs w:val="21"/>
-        </w:rPr>
-        <w:t>If time allows: come up with an idea for reading IE visualisations critically, with Claude</w:t>
       </w:r>
     </w:p>
     <w:p>
@@ -1452,7 +1705,29 @@
           <w:sz w:val="22"/>
           <w:szCs w:val="22"/>
         </w:rPr>
-        <w:t>Session 2 — From Findings to Policy / Evidence Translation (1.5 hrs)</w:t>
+        <w:t xml:space="preserve">Session 2 — From Findings to Policy / Evidence Translation (1.5 </w:t>
+      </w:r>
+      <w:proofErr w:type="spellStart"/>
+      <w:r>
+        <w:rPr>
+          <w:b/>
+          <w:bCs/>
+          <w:color w:val="131516"/>
+          <w:sz w:val="22"/>
+          <w:szCs w:val="22"/>
+        </w:rPr>
+        <w:t>hrs</w:t>
+      </w:r>
+      <w:proofErr w:type="spellEnd"/>
+      <w:r>
+        <w:rPr>
+          <w:b/>
+          <w:bCs/>
+          <w:color w:val="131516"/>
+          <w:sz w:val="22"/>
+          <w:szCs w:val="22"/>
+        </w:rPr>
+        <w:t>)</w:t>
       </w:r>
     </w:p>
     <w:p>
@@ -1488,13 +1763,36 @@
           <w:sz w:val="21"/>
           <w:szCs w:val="21"/>
         </w:rPr>
-        <w:t>Draft with AI how this would look over 1.5 hrs, for PwC to support in creating</w:t>
+        <w:t xml:space="preserve">Draft with AI how this would look over 1.5 </w:t>
+      </w:r>
+      <w:proofErr w:type="spellStart"/>
+      <w:r>
+        <w:rPr>
+          <w:color w:val="131516"/>
+          <w:sz w:val="21"/>
+          <w:szCs w:val="21"/>
+        </w:rPr>
+        <w:t>hrs</w:t>
+      </w:r>
+      <w:proofErr w:type="spellEnd"/>
+      <w:r>
+        <w:rPr>
+          <w:color w:val="131516"/>
+          <w:sz w:val="21"/>
+          <w:szCs w:val="21"/>
+        </w:rPr>
+        <w:t>, for PwC to support in creating</w:t>
       </w:r>
     </w:p>
     <w:p>
       <w:pPr>
         <w:spacing w:after="60"/>
         <w:ind w:left="780" w:hanging="300"/>
+        <w:rPr>
+          <w:color w:val="131516"/>
+          <w:sz w:val="21"/>
+          <w:szCs w:val="21"/>
+        </w:rPr>
       </w:pPr>
       <w:r>
         <w:rPr>
@@ -1524,7 +1822,79 @@
           <w:sz w:val="21"/>
           <w:szCs w:val="21"/>
         </w:rPr>
-        <w:t>Ask SCO whether they have a favourite (or a few favourite) policy briefs as examples of an ideal one</w:t>
+        <w:t xml:space="preserve">Ask SCO whether they have a </w:t>
+      </w:r>
+      <w:proofErr w:type="spellStart"/>
+      <w:r>
+        <w:rPr>
+          <w:color w:val="131516"/>
+          <w:sz w:val="21"/>
+          <w:szCs w:val="21"/>
+        </w:rPr>
+        <w:t>favourite</w:t>
+      </w:r>
+      <w:proofErr w:type="spellEnd"/>
+      <w:r>
+        <w:rPr>
+          <w:color w:val="131516"/>
+          <w:sz w:val="21"/>
+          <w:szCs w:val="21"/>
+        </w:rPr>
+        <w:t xml:space="preserve"> (or a few </w:t>
+      </w:r>
+      <w:proofErr w:type="spellStart"/>
+      <w:r>
+        <w:rPr>
+          <w:color w:val="131516"/>
+          <w:sz w:val="21"/>
+          <w:szCs w:val="21"/>
+        </w:rPr>
+        <w:t>favourite</w:t>
+      </w:r>
+      <w:proofErr w:type="spellEnd"/>
+      <w:r>
+        <w:rPr>
+          <w:color w:val="131516"/>
+          <w:sz w:val="21"/>
+          <w:szCs w:val="21"/>
+        </w:rPr>
+        <w:t>) policy briefs as examples of an ideal one</w:t>
+      </w:r>
+    </w:p>
+    <w:p>
+      <w:pPr>
+        <w:spacing w:after="60"/>
+        <w:ind w:left="360" w:hanging="300"/>
+      </w:pPr>
+      <w:r>
+        <w:rPr>
+          <w:color w:val="131516"/>
+          <w:sz w:val="24"/>
+          <w:szCs w:val="24"/>
+        </w:rPr>
+        <w:t xml:space="preserve">☐  </w:t>
+      </w:r>
+      <w:r>
+        <w:rPr>
+          <w:b/>
+          <w:bCs/>
+          <w:color w:val="FFFFFF"/>
+          <w:sz w:val="15"/>
+          <w:szCs w:val="15"/>
+          <w:shd w:val="clear" w:color="auto" w:fill="9A2515"/>
+        </w:rPr>
+        <w:t xml:space="preserve"> FK </w:t>
+      </w:r>
+      <w:r>
+        <w:t xml:space="preserve">  </w:t>
+      </w:r>
+      <w:r>
+        <w:rPr>
+          <w:color w:val="131516"/>
+          <w:sz w:val="21"/>
+          <w:szCs w:val="21"/>
+        </w:rPr>
+        <w:t>Review the draft</w:t>
       </w:r>
     </w:p>
     <w:p>
@@ -1549,6 +1919,11 @@
       <w:pPr>
         <w:spacing w:after="60"/>
         <w:ind w:left="360" w:hanging="300"/>
+        <w:rPr>
+          <w:color w:val="131516"/>
+          <w:sz w:val="21"/>
+          <w:szCs w:val="21"/>
+        </w:rPr>
       </w:pPr>
       <w:r>
         <w:rPr>
@@ -1585,6 +1960,11 @@
       <w:pPr>
         <w:spacing w:after="60"/>
         <w:ind w:left="780" w:hanging="300"/>
+        <w:rPr>
+          <w:color w:val="131516"/>
+          <w:sz w:val="21"/>
+          <w:szCs w:val="21"/>
+        </w:rPr>
       </w:pPr>
       <w:r>
         <w:rPr>
@@ -1653,6 +2033,42 @@
           <w:szCs w:val="21"/>
         </w:rPr>
         <w:t xml:space="preserve"> / Monica for their Module 1 slides, especially on evaluation design and evidence translation/use</w:t>
+      </w:r>
+    </w:p>
+    <w:p>
+      <w:pPr>
+        <w:spacing w:after="60"/>
+        <w:ind w:left="360" w:hanging="300"/>
+      </w:pPr>
+      <w:r>
+        <w:rPr>
+          <w:color w:val="131516"/>
+          <w:sz w:val="24"/>
+          <w:szCs w:val="24"/>
+        </w:rPr>
+        <w:t xml:space="preserve">☐  </w:t>
+      </w:r>
+      <w:r>
+        <w:rPr>
+          <w:b/>
+          <w:bCs/>
+          <w:color w:val="FFFFFF"/>
+          <w:sz w:val="15"/>
+          <w:szCs w:val="15"/>
+          <w:shd w:val="clear" w:color="auto" w:fill="9A2515"/>
+        </w:rPr>
+        <w:t xml:space="preserve"> FK </w:t>
+      </w:r>
+      <w:r>
+        <w:t xml:space="preserve">  </w:t>
+      </w:r>
+      <w:r>
+        <w:rPr>
+          <w:color w:val="131516"/>
+          <w:sz w:val="21"/>
+          <w:szCs w:val="21"/>
+        </w:rPr>
+        <w:t>Review the draft</w:t>
       </w:r>
     </w:p>
     <w:p>

--- a/Module_2_Oct_2026/Module2_task_checklist.docx
+++ b/Module_2_Oct_2026/Module2_task_checklist.docx
@@ -363,7 +363,33 @@
           <w:sz w:val="21"/>
           <w:szCs w:val="21"/>
         </w:rPr>
-        <w:t>Review wording across the materials to make it sound less like AI</w:t>
+        <w:t xml:space="preserve">Review wording across the materials to </w:t>
+      </w:r>
+      <w:r>
+        <w:rPr>
+          <w:color w:val="131516"/>
+          <w:sz w:val="21"/>
+          <w:szCs w:val="21"/>
+        </w:rPr>
+        <w:t xml:space="preserve">make sure it is clear but also not </w:t>
+      </w:r>
+      <w:r>
+        <w:rPr>
+          <w:i/>
+          <w:iCs/>
+          <w:color w:val="131516"/>
+          <w:sz w:val="21"/>
+          <w:szCs w:val="21"/>
+        </w:rPr>
+        <w:t>too</w:t>
+      </w:r>
+      <w:r>
+        <w:rPr>
+          <w:color w:val="131516"/>
+          <w:sz w:val="21"/>
+          <w:szCs w:val="21"/>
+        </w:rPr>
+        <w:t xml:space="preserve"> simple</w:t>
       </w:r>
     </w:p>
     <w:p>
@@ -400,6 +426,14 @@
           <w:szCs w:val="21"/>
         </w:rPr>
         <w:t>Are the sessions too long? What to prioritize vs cut?</w:t>
+      </w:r>
+      <w:r>
+        <w:rPr>
+          <w:color w:val="131516"/>
+          <w:sz w:val="21"/>
+          <w:szCs w:val="21"/>
+        </w:rPr>
+        <w:t xml:space="preserve"> How can we improve the formatting (should we use ppt instead of quarto)?</w:t>
       </w:r>
     </w:p>
     <w:p>
@@ -510,6 +544,32 @@
         </w:rPr>
         <w:t>Review the draft</w:t>
       </w:r>
+      <w:r>
+        <w:rPr>
+          <w:color w:val="131516"/>
+          <w:sz w:val="21"/>
+          <w:szCs w:val="21"/>
+        </w:rPr>
+        <w:t xml:space="preserve"> – need more detail and graphs to explain </w:t>
+      </w:r>
+      <w:proofErr w:type="spellStart"/>
+      <w:r>
+        <w:rPr>
+          <w:color w:val="131516"/>
+          <w:sz w:val="21"/>
+          <w:szCs w:val="21"/>
+        </w:rPr>
+        <w:t>pval</w:t>
+      </w:r>
+      <w:proofErr w:type="spellEnd"/>
+      <w:r>
+        <w:rPr>
+          <w:color w:val="131516"/>
+          <w:sz w:val="21"/>
+          <w:szCs w:val="21"/>
+        </w:rPr>
+        <w:t>, CIs, etc.</w:t>
+      </w:r>
     </w:p>
     <w:p>
       <w:pPr>
@@ -630,11 +690,11 @@
       </w:pPr>
       <w:r>
         <w:rPr>
-          <w:color w:val="131516"/>
-          <w:sz w:val="24"/>
-          <w:szCs w:val="24"/>
-        </w:rPr>
-        <w:t xml:space="preserve">☐  </w:t>
+          <w:color w:val="1E7A46"/>
+          <w:sz w:val="24"/>
+          <w:szCs w:val="24"/>
+        </w:rPr>
+        <w:t xml:space="preserve">☑  </w:t>
       </w:r>
       <w:r>
         <w:rPr>
@@ -645,7 +705,18 @@
           <w:szCs w:val="15"/>
           <w:shd w:val="clear" w:color="auto" w:fill="9A2515"/>
         </w:rPr>
-        <w:t xml:space="preserve"> FK </w:t>
+        <w:t xml:space="preserve"> </w:t>
+      </w:r>
+      <w:r>
+        <w:rPr>
+          <w:b/>
+          <w:bCs/>
+          <w:color w:val="FFFFFF"/>
+          <w:sz w:val="15"/>
+          <w:szCs w:val="15"/>
+          <w:shd w:val="clear" w:color="auto" w:fill="9A2515"/>
+        </w:rPr>
+        <w:t xml:space="preserve">FK </w:t>
       </w:r>
       <w:r>
         <w:t xml:space="preserve">  </w:t>
@@ -1228,6 +1299,7 @@
           <w:sz w:val="24"/>
           <w:szCs w:val="24"/>
         </w:rPr>
+        <w:lastRenderedPageBreak/>
         <w:t xml:space="preserve">☐  </w:t>
       </w:r>
       <w:r>
@@ -1273,7 +1345,6 @@
           <w:sz w:val="24"/>
           <w:szCs w:val="24"/>
         </w:rPr>
-        <w:lastRenderedPageBreak/>
         <w:t xml:space="preserve">☐  </w:t>
       </w:r>
       <w:r>
